--- a/pr-preview/pr-90/chapters/23-causal-mediation-tracked-changes.docx
+++ b/pr-preview/pr-90/chapters/23-causal-mediation-tracked-changes.docx
@@ -19749,7 +19749,13 @@
               <w:t xml:space="preserve"> </w:t>
             </w:r>
             <w:r>
-              <w:t xml:space="preserve">(Stensrud et al. 2023; Wen et al. 2023 obtained essentially equivalent results).</w:t>
+              <w:t xml:space="preserve">(Stensrud et al. 2023;</w:t>
+            </w:r>
+            <w:r>
+              <w:t xml:space="preserve"> </w:t>
+            </w:r>
+            <w:r>
+              <w:t xml:space="preserve">Wen et al. 2023 obtained essentially equivalent results).</w:t>
             </w:r>
             <w:r>
               <w:t xml:space="preserve"> </w:t>
@@ -21626,13 +21632,13 @@
       </w:pPr>
     </w:lvl>
   </w:abstractNum>
-  <w:abstractNum w:abstractNumId="99711">
-    <w:nsid w:val="00A99711"/>
+  <w:abstractNum w:abstractNumId="99731">
+    <w:nsid w:val="00A99731"/>
     <w:multiLevelType w:val="multilevel"/>
     <w:lvl w:ilvl="0">
       <w:start w:val="1"/>
       <w:numFmt w:val="lowerLetter"/>
-      <w:lvlText w:val="%1."/>
+      <w:lvlText w:val="(%1)"/>
       <w:lvlJc w:val="left"/>
       <w:pPr>
         <w:ind w:left="720" w:hanging="360"/>
@@ -21641,7 +21647,7 @@
     <w:lvl w:ilvl="1">
       <w:start w:val="1"/>
       <w:numFmt w:val="lowerLetter"/>
-      <w:lvlText w:val="%2."/>
+      <w:lvlText w:val="(%2)"/>
       <w:lvlJc w:val="left"/>
       <w:pPr>
         <w:ind w:left="1440" w:hanging="360"/>
@@ -21650,7 +21656,7 @@
     <w:lvl w:ilvl="2">
       <w:start w:val="1"/>
       <w:numFmt w:val="lowerLetter"/>
-      <w:lvlText w:val="%3."/>
+      <w:lvlText w:val="(%3)"/>
       <w:lvlJc w:val="left"/>
       <w:pPr>
         <w:ind w:left="2160" w:hanging="360"/>
@@ -21659,7 +21665,7 @@
     <w:lvl w:ilvl="3">
       <w:start w:val="1"/>
       <w:numFmt w:val="lowerLetter"/>
-      <w:lvlText w:val="%4."/>
+      <w:lvlText w:val="(%4)"/>
       <w:lvlJc w:val="left"/>
       <w:pPr>
         <w:ind w:left="2880" w:hanging="360"/>
@@ -21668,7 +21674,7 @@
     <w:lvl w:ilvl="4">
       <w:start w:val="1"/>
       <w:numFmt w:val="lowerLetter"/>
-      <w:lvlText w:val="%5."/>
+      <w:lvlText w:val="(%5)"/>
       <w:lvlJc w:val="left"/>
       <w:pPr>
         <w:ind w:left="3600" w:hanging="360"/>
@@ -21677,7 +21683,7 @@
     <w:lvl w:ilvl="5">
       <w:start w:val="1"/>
       <w:numFmt w:val="lowerLetter"/>
-      <w:lvlText w:val="%6."/>
+      <w:lvlText w:val="(%6)"/>
       <w:lvlJc w:val="left"/>
       <w:pPr>
         <w:ind w:left="4320" w:hanging="360"/>
@@ -21686,7 +21692,7 @@
     <w:lvl w:ilvl="6">
       <w:start w:val="1"/>
       <w:numFmt w:val="lowerLetter"/>
-      <w:lvlText w:val="%7."/>
+      <w:lvlText w:val="(%7)"/>
       <w:lvlJc w:val="left"/>
       <w:pPr>
         <w:ind w:left="5040" w:hanging="360"/>
@@ -21695,7 +21701,7 @@
     <w:lvl w:ilvl="7">
       <w:start w:val="1"/>
       <w:numFmt w:val="lowerLetter"/>
-      <w:lvlText w:val="%8."/>
+      <w:lvlText w:val="(%8)"/>
       <w:lvlJc w:val="left"/>
       <w:pPr>
         <w:ind w:left="5760" w:hanging="360"/>
@@ -21704,7 +21710,7 @@
     <w:lvl w:ilvl="8">
       <w:start w:val="1"/>
       <w:numFmt w:val="lowerLetter"/>
-      <w:lvlText w:val="%9."/>
+      <w:lvlText w:val="(%9)"/>
       <w:lvlJc w:val="left"/>
       <w:pPr>
         <w:ind w:left="6480" w:hanging="360"/>
@@ -21958,7 +21964,7 @@
     <w:abstractNumId w:val="991"/>
   </w:num>
   <w:num w:numId="1019">
-    <w:abstractNumId w:val="99711"/>
+    <w:abstractNumId w:val="99731"/>
     <w:lvlOverride w:ilvl="0">
       <w:startOverride w:val="1"/>
     </w:lvlOverride>
